--- a/project_ukk.docx
+++ b/project_ukk.docx
@@ -10313,6 +10313,14 @@
             <w:r>
               <w:t>Admin, Kasir</w:t>
             </w:r>
+            <w:r>
+              <w:t>/</w:t>
+            </w:r>
+            <w:proofErr w:type="spellStart"/>
+            <w:r>
+              <w:t>Karyawan</w:t>
+            </w:r>
+            <w:proofErr w:type="spellEnd"/>
           </w:p>
         </w:tc>
       </w:tr>
@@ -10537,14 +10545,22 @@
             <w:pPr>
               <w:spacing w:after="120"/>
             </w:pPr>
-            <w:r>
-              <w:t xml:space="preserve">Kelola </w:t>
-            </w:r>
             <w:proofErr w:type="spellStart"/>
             <w:r>
               <w:t>Transaksi</w:t>
             </w:r>
             <w:proofErr w:type="spellEnd"/>
+            <w:r>
+              <w:t xml:space="preserve"> </w:t>
+            </w:r>
+            <w:proofErr w:type="spellStart"/>
+            <w:r>
+              <w:t>Penjualan</w:t>
+            </w:r>
+            <w:proofErr w:type="spellEnd"/>
+            <w:r>
+              <w:t xml:space="preserve"> </w:t>
+            </w:r>
           </w:p>
         </w:tc>
         <w:tc>
@@ -10571,6 +10587,22 @@
             <w:r>
               <w:t>Kasir</w:t>
             </w:r>
+            <w:r>
+              <w:t>/</w:t>
+            </w:r>
+            <w:proofErr w:type="spellStart"/>
+            <w:r>
+              <w:t>Karyawan</w:t>
+            </w:r>
+            <w:proofErr w:type="spellEnd"/>
+            <w:r>
+              <w:t xml:space="preserve">, </w:t>
+            </w:r>
+            <w:proofErr w:type="spellStart"/>
+            <w:r>
+              <w:t>Pelanggan</w:t>
+            </w:r>
+            <w:proofErr w:type="spellEnd"/>
           </w:p>
         </w:tc>
       </w:tr>
@@ -10674,6 +10706,33 @@
             </w:r>
             <w:proofErr w:type="spellEnd"/>
             <w:proofErr w:type="gramEnd"/>
+            <w:r>
+              <w:t xml:space="preserve"> </w:t>
+            </w:r>
+            <w:r>
+              <w:t>/</w:t>
+            </w:r>
+            <w:proofErr w:type="spellStart"/>
+            <w:r>
+              <w:t>Karyawan</w:t>
+            </w:r>
+            <w:proofErr w:type="spellEnd"/>
+            <w:r>
+              <w:t xml:space="preserve">, </w:t>
+            </w:r>
+            <w:proofErr w:type="spellStart"/>
+            <w:r>
+              <w:t>Pemilik</w:t>
+            </w:r>
+            <w:proofErr w:type="spellEnd"/>
+            <w:r>
+              <w:t>/</w:t>
+            </w:r>
+            <w:proofErr w:type="spellStart"/>
+            <w:r>
+              <w:t>Manajer</w:t>
+            </w:r>
+            <w:proofErr w:type="spellEnd"/>
           </w:p>
         </w:tc>
       </w:tr>
@@ -10739,10 +10798,10 @@
                 <w:noProof/>
               </w:rPr>
               <w:drawing>
-                <wp:inline distT="0" distB="0" distL="0" distR="0" wp14:anchorId="2008CB8B" wp14:editId="77FD65EA">
-                  <wp:extent cx="4561429" cy="3328053"/>
-                  <wp:effectExtent l="0" t="0" r="0" b="5715"/>
-                  <wp:docPr id="1867165318" name="Picture 12"/>
+                <wp:inline distT="0" distB="0" distL="0" distR="0" wp14:anchorId="475CAA0A" wp14:editId="7008C97B">
+                  <wp:extent cx="4755511" cy="3571875"/>
+                  <wp:effectExtent l="0" t="0" r="7620" b="0"/>
+                  <wp:docPr id="740265682" name="Picture 3"/>
                   <wp:cNvGraphicFramePr>
                     <a:graphicFrameLocks xmlns:a="http://schemas.openxmlformats.org/drawingml/2006/main" noChangeAspect="1"/>
                   </wp:cNvGraphicFramePr>
@@ -10750,7 +10809,7 @@
                     <a:graphicData uri="http://schemas.openxmlformats.org/drawingml/2006/picture">
                       <pic:pic xmlns:pic="http://schemas.openxmlformats.org/drawingml/2006/picture">
                         <pic:nvPicPr>
-                          <pic:cNvPr id="1867165318" name="Picture 1867165318"/>
+                          <pic:cNvPr id="740265682" name="Picture 740265682"/>
                           <pic:cNvPicPr/>
                         </pic:nvPicPr>
                         <pic:blipFill>
@@ -10768,7 +10827,7 @@
                         <pic:spPr>
                           <a:xfrm>
                             <a:off x="0" y="0"/>
-                            <a:ext cx="4581297" cy="3342549"/>
+                            <a:ext cx="4771353" cy="3583774"/>
                           </a:xfrm>
                           <a:prstGeom prst="rect">
                             <a:avLst/>
@@ -10999,17 +11058,20 @@
             <w:pPr>
               <w:spacing w:after="120"/>
             </w:pPr>
-            <w:proofErr w:type="spellStart"/>
-            <w:r>
-              <w:t>Pengguna</w:t>
-            </w:r>
-            <w:proofErr w:type="spellEnd"/>
-            <w:r>
-              <w:t xml:space="preserve"> </w:t>
-            </w:r>
-            <w:proofErr w:type="spellStart"/>
-            <w:r>
-              <w:t>memasukan</w:t>
+            <w:r>
+              <w:t>Admin dan Kasir/</w:t>
+            </w:r>
+            <w:proofErr w:type="spellStart"/>
+            <w:r>
+              <w:t>Karyawan</w:t>
+            </w:r>
+            <w:proofErr w:type="spellEnd"/>
+            <w:r>
+              <w:t xml:space="preserve"> </w:t>
+            </w:r>
+            <w:proofErr w:type="spellStart"/>
+            <w:r>
+              <w:t>memasukkan</w:t>
             </w:r>
             <w:proofErr w:type="spellEnd"/>
             <w:r>
@@ -11034,6 +11096,14 @@
             <w:proofErr w:type="spellStart"/>
             <w:r>
               <w:t>ke</w:t>
+            </w:r>
+            <w:proofErr w:type="spellEnd"/>
+            <w:r>
+              <w:t xml:space="preserve"> </w:t>
+            </w:r>
+            <w:proofErr w:type="spellStart"/>
+            <w:r>
+              <w:t>dalam</w:t>
             </w:r>
             <w:proofErr w:type="spellEnd"/>
             <w:r>
@@ -11179,6 +11249,30 @@
             </w:r>
             <w:proofErr w:type="spellEnd"/>
             <w:r>
+              <w:t xml:space="preserve"> </w:t>
+            </w:r>
+            <w:proofErr w:type="spellStart"/>
+            <w:r>
+              <w:t>serta</w:t>
+            </w:r>
+            <w:proofErr w:type="spellEnd"/>
+            <w:r>
+              <w:t xml:space="preserve"> </w:t>
+            </w:r>
+            <w:proofErr w:type="spellStart"/>
+            <w:r>
+              <w:t>mengelola</w:t>
+            </w:r>
+            <w:proofErr w:type="spellEnd"/>
+            <w:r>
+              <w:t xml:space="preserve"> </w:t>
+            </w:r>
+            <w:proofErr w:type="spellStart"/>
+            <w:r>
+              <w:t>stok</w:t>
+            </w:r>
+            <w:proofErr w:type="spellEnd"/>
+            <w:r>
               <w:t>.</w:t>
             </w:r>
           </w:p>
@@ -11277,25 +11371,44 @@
             </w:r>
             <w:proofErr w:type="spellStart"/>
             <w:r>
-              <w:t>mengelola</w:t>
-            </w:r>
-            <w:proofErr w:type="spellEnd"/>
-            <w:r>
-              <w:t xml:space="preserve"> </w:t>
-            </w:r>
-            <w:proofErr w:type="spellStart"/>
-            <w:r>
-              <w:t>daya</w:t>
-            </w:r>
-            <w:proofErr w:type="spellEnd"/>
-            <w:r>
-              <w:t xml:space="preserve"> </w:t>
+              <w:t>menambah</w:t>
+            </w:r>
+            <w:proofErr w:type="spellEnd"/>
+            <w:r>
+              <w:t xml:space="preserve">, </w:t>
+            </w:r>
+            <w:proofErr w:type="spellStart"/>
+            <w:r>
+              <w:t>melihat</w:t>
+            </w:r>
+            <w:proofErr w:type="spellEnd"/>
+            <w:r>
+              <w:t xml:space="preserve">, </w:t>
+            </w:r>
+            <w:proofErr w:type="spellStart"/>
+            <w:r>
+              <w:t>mengubah</w:t>
+            </w:r>
+            <w:proofErr w:type="spellEnd"/>
+            <w:r>
+              <w:t xml:space="preserve">, dan </w:t>
+            </w:r>
+            <w:proofErr w:type="spellStart"/>
+            <w:r>
+              <w:t>menghapus</w:t>
+            </w:r>
+            <w:proofErr w:type="spellEnd"/>
+            <w:r>
+              <w:t xml:space="preserve"> data </w:t>
             </w:r>
             <w:proofErr w:type="spellStart"/>
             <w:r>
               <w:t>pelanggan</w:t>
             </w:r>
             <w:proofErr w:type="spellEnd"/>
+            <w:r>
+              <w:t>.</w:t>
+            </w:r>
           </w:p>
         </w:tc>
       </w:tr>
@@ -11385,7 +11498,15 @@
               <w:spacing w:after="120"/>
             </w:pPr>
             <w:r>
-              <w:t xml:space="preserve">Kasir </w:t>
+              <w:t>Kasir/</w:t>
+            </w:r>
+            <w:proofErr w:type="spellStart"/>
+            <w:r>
+              <w:t>Karyawan</w:t>
+            </w:r>
+            <w:proofErr w:type="spellEnd"/>
+            <w:r>
+              <w:t xml:space="preserve"> </w:t>
             </w:r>
             <w:proofErr w:type="spellStart"/>
             <w:r>
@@ -11393,15 +11514,21 @@
             </w:r>
             <w:proofErr w:type="spellEnd"/>
             <w:r>
-              <w:t xml:space="preserve"> data </w:t>
-            </w:r>
-            <w:proofErr w:type="spellStart"/>
-            <w:proofErr w:type="gramStart"/>
-            <w:r>
-              <w:t>produk,menentukan</w:t>
-            </w:r>
-            <w:proofErr w:type="spellEnd"/>
-            <w:proofErr w:type="gramEnd"/>
+              <w:t xml:space="preserve"> </w:t>
+            </w:r>
+            <w:proofErr w:type="spellStart"/>
+            <w:r>
+              <w:t>produk</w:t>
+            </w:r>
+            <w:proofErr w:type="spellEnd"/>
+            <w:r>
+              <w:t xml:space="preserve">, </w:t>
+            </w:r>
+            <w:proofErr w:type="spellStart"/>
+            <w:r>
+              <w:t>menentukan</w:t>
+            </w:r>
+            <w:proofErr w:type="spellEnd"/>
             <w:r>
               <w:t xml:space="preserve"> </w:t>
             </w:r>
@@ -11415,11 +11542,11 @@
             </w:r>
             <w:proofErr w:type="spellStart"/>
             <w:r>
-              <w:t>kemudian</w:t>
-            </w:r>
-            <w:proofErr w:type="spellEnd"/>
-            <w:r>
-              <w:t xml:space="preserve"> </w:t>
+              <w:t>pembelian</w:t>
+            </w:r>
+            <w:proofErr w:type="spellEnd"/>
+            <w:r>
+              <w:t xml:space="preserve">, dan </w:t>
             </w:r>
             <w:proofErr w:type="spellStart"/>
             <w:r>
@@ -11432,6 +11559,110 @@
             <w:proofErr w:type="spellStart"/>
             <w:r>
               <w:t>transaksi</w:t>
+            </w:r>
+            <w:proofErr w:type="spellEnd"/>
+            <w:r>
+              <w:t xml:space="preserve">. </w:t>
+            </w:r>
+            <w:proofErr w:type="spellStart"/>
+            <w:r>
+              <w:t>Pelanggan</w:t>
+            </w:r>
+            <w:proofErr w:type="spellEnd"/>
+            <w:r>
+              <w:t xml:space="preserve"> </w:t>
+            </w:r>
+            <w:proofErr w:type="spellStart"/>
+            <w:r>
+              <w:t>melakukan</w:t>
+            </w:r>
+            <w:proofErr w:type="spellEnd"/>
+            <w:r>
+              <w:t xml:space="preserve"> </w:t>
+            </w:r>
+            <w:proofErr w:type="spellStart"/>
+            <w:r>
+              <w:t>pembelian</w:t>
+            </w:r>
+            <w:proofErr w:type="spellEnd"/>
+            <w:r>
+              <w:t xml:space="preserve"> </w:t>
+            </w:r>
+            <w:proofErr w:type="spellStart"/>
+            <w:r>
+              <w:t>produk</w:t>
+            </w:r>
+            <w:proofErr w:type="spellEnd"/>
+            <w:r>
+              <w:t xml:space="preserve">. </w:t>
+            </w:r>
+            <w:proofErr w:type="spellStart"/>
+            <w:r>
+              <w:t>Setelah</w:t>
+            </w:r>
+            <w:proofErr w:type="spellEnd"/>
+            <w:r>
+              <w:t xml:space="preserve"> </w:t>
+            </w:r>
+            <w:proofErr w:type="spellStart"/>
+            <w:r>
+              <w:t>transaksi</w:t>
+            </w:r>
+            <w:proofErr w:type="spellEnd"/>
+            <w:r>
+              <w:t xml:space="preserve"> </w:t>
+            </w:r>
+            <w:proofErr w:type="spellStart"/>
+            <w:r>
+              <w:t>berhasil</w:t>
+            </w:r>
+            <w:proofErr w:type="spellEnd"/>
+            <w:r>
+              <w:t xml:space="preserve">, </w:t>
+            </w:r>
+            <w:proofErr w:type="spellStart"/>
+            <w:r>
+              <w:t>stok</w:t>
+            </w:r>
+            <w:proofErr w:type="spellEnd"/>
+            <w:r>
+              <w:t xml:space="preserve"> </w:t>
+            </w:r>
+            <w:proofErr w:type="spellStart"/>
+            <w:r>
+              <w:t>produk</w:t>
+            </w:r>
+            <w:proofErr w:type="spellEnd"/>
+            <w:r>
+              <w:t xml:space="preserve"> </w:t>
+            </w:r>
+            <w:proofErr w:type="spellStart"/>
+            <w:r>
+              <w:t>berkurang</w:t>
+            </w:r>
+            <w:proofErr w:type="spellEnd"/>
+            <w:r>
+              <w:t xml:space="preserve"> </w:t>
+            </w:r>
+            <w:proofErr w:type="spellStart"/>
+            <w:r>
+              <w:t>sesuai</w:t>
+            </w:r>
+            <w:proofErr w:type="spellEnd"/>
+            <w:r>
+              <w:t xml:space="preserve"> </w:t>
+            </w:r>
+            <w:proofErr w:type="spellStart"/>
+            <w:r>
+              <w:t>jumlah</w:t>
+            </w:r>
+            <w:proofErr w:type="spellEnd"/>
+            <w:r>
+              <w:t xml:space="preserve"> yang </w:t>
+            </w:r>
+            <w:proofErr w:type="spellStart"/>
+            <w:r>
+              <w:t>terjual</w:t>
             </w:r>
             <w:proofErr w:type="spellEnd"/>
             <w:r>
@@ -11489,6 +11720,22 @@
             <w:pPr>
               <w:spacing w:after="120"/>
             </w:pPr>
+            <w:proofErr w:type="spellStart"/>
+            <w:r>
+              <w:t>Melihat</w:t>
+            </w:r>
+            <w:proofErr w:type="spellEnd"/>
+            <w:r>
+              <w:t xml:space="preserve"> </w:t>
+            </w:r>
+            <w:proofErr w:type="spellStart"/>
+            <w:r>
+              <w:t>Laporan</w:t>
+            </w:r>
+            <w:proofErr w:type="spellEnd"/>
+            <w:r>
+              <w:t>/</w:t>
+            </w:r>
             <w:r>
               <w:t xml:space="preserve">Riwayat </w:t>
             </w:r>
@@ -11521,11 +11768,27 @@
               <w:spacing w:after="120"/>
             </w:pPr>
             <w:r>
-              <w:t xml:space="preserve">Admin dan </w:t>
-            </w:r>
-            <w:proofErr w:type="spellStart"/>
-            <w:r>
-              <w:t>kasir</w:t>
+              <w:t>Admin, Kasir/</w:t>
+            </w:r>
+            <w:proofErr w:type="spellStart"/>
+            <w:r>
+              <w:t>Karyawan</w:t>
+            </w:r>
+            <w:proofErr w:type="spellEnd"/>
+            <w:r>
+              <w:t xml:space="preserve">, dan </w:t>
+            </w:r>
+            <w:proofErr w:type="spellStart"/>
+            <w:r>
+              <w:t>Pemilik</w:t>
+            </w:r>
+            <w:proofErr w:type="spellEnd"/>
+            <w:r>
+              <w:t>/</w:t>
+            </w:r>
+            <w:proofErr w:type="spellStart"/>
+            <w:r>
+              <w:t>Manajer</w:t>
             </w:r>
             <w:proofErr w:type="spellEnd"/>
             <w:r>
@@ -11545,7 +11808,7 @@
             </w:r>
             <w:proofErr w:type="spellEnd"/>
             <w:r>
-              <w:t xml:space="preserve"> </w:t>
+              <w:t xml:space="preserve"> data </w:t>
             </w:r>
             <w:proofErr w:type="spellStart"/>
             <w:r>
@@ -11553,6 +11816,22 @@
             </w:r>
             <w:proofErr w:type="spellEnd"/>
             <w:r>
+              <w:t xml:space="preserve"> dan </w:t>
+            </w:r>
+            <w:proofErr w:type="spellStart"/>
+            <w:r>
+              <w:t>riwayat</w:t>
+            </w:r>
+            <w:proofErr w:type="spellEnd"/>
+            <w:r>
+              <w:t xml:space="preserve"> </w:t>
+            </w:r>
+            <w:proofErr w:type="spellStart"/>
+            <w:r>
+              <w:t>penjualan</w:t>
+            </w:r>
+            <w:proofErr w:type="spellEnd"/>
+            <w:r>
               <w:t xml:space="preserve"> yang </w:t>
             </w:r>
             <w:proofErr w:type="spellStart"/>
@@ -11561,11 +11840,11 @@
             </w:r>
             <w:proofErr w:type="spellEnd"/>
             <w:r>
-              <w:t xml:space="preserve"> di </w:t>
-            </w:r>
-            <w:proofErr w:type="spellStart"/>
-            <w:r>
-              <w:t>lakukan</w:t>
+              <w:t xml:space="preserve"> </w:t>
+            </w:r>
+            <w:proofErr w:type="spellStart"/>
+            <w:r>
+              <w:t>dilakukan</w:t>
             </w:r>
             <w:proofErr w:type="spellEnd"/>
             <w:r>
@@ -11861,11 +12140,11 @@
             </w:r>
             <w:proofErr w:type="spellEnd"/>
             <w:r>
-              <w:t xml:space="preserve"> di </w:t>
-            </w:r>
-            <w:proofErr w:type="spellStart"/>
-            <w:r>
-              <w:t>mulai</w:t>
+              <w:t xml:space="preserve"> </w:t>
+            </w:r>
+            <w:proofErr w:type="spellStart"/>
+            <w:r>
+              <w:t>dimulai</w:t>
             </w:r>
             <w:proofErr w:type="spellEnd"/>
             <w:r>
@@ -11893,15 +12172,125 @@
             </w:r>
             <w:proofErr w:type="spellEnd"/>
             <w:r>
-              <w:t xml:space="preserve"> </w:t>
-            </w:r>
-            <w:proofErr w:type="spellStart"/>
-            <w:proofErr w:type="gramStart"/>
-            <w:r>
-              <w:t>login.Setelah</w:t>
-            </w:r>
-            <w:proofErr w:type="spellEnd"/>
-            <w:proofErr w:type="gramEnd"/>
+              <w:t xml:space="preserve"> login. </w:t>
+            </w:r>
+            <w:proofErr w:type="spellStart"/>
+            <w:r>
+              <w:t>Setelah</w:t>
+            </w:r>
+            <w:proofErr w:type="spellEnd"/>
+            <w:r>
+              <w:t xml:space="preserve"> </w:t>
+            </w:r>
+            <w:proofErr w:type="spellStart"/>
+            <w:r>
+              <w:t>berhasil</w:t>
+            </w:r>
+            <w:proofErr w:type="spellEnd"/>
+            <w:r>
+              <w:t xml:space="preserve"> login, </w:t>
+            </w:r>
+            <w:proofErr w:type="spellStart"/>
+            <w:r>
+              <w:t>sistem</w:t>
+            </w:r>
+            <w:proofErr w:type="spellEnd"/>
+            <w:r>
+              <w:t xml:space="preserve"> </w:t>
+            </w:r>
+            <w:proofErr w:type="spellStart"/>
+            <w:r>
+              <w:t>menampilkan</w:t>
+            </w:r>
+            <w:proofErr w:type="spellEnd"/>
+            <w:r>
+              <w:t xml:space="preserve"> dashboard </w:t>
+            </w:r>
+            <w:proofErr w:type="spellStart"/>
+            <w:r>
+              <w:t>sesuai</w:t>
+            </w:r>
+            <w:proofErr w:type="spellEnd"/>
+            <w:r>
+              <w:t xml:space="preserve"> </w:t>
+            </w:r>
+            <w:proofErr w:type="spellStart"/>
+            <w:r>
+              <w:t>hak</w:t>
+            </w:r>
+            <w:proofErr w:type="spellEnd"/>
+            <w:r>
+              <w:t xml:space="preserve"> </w:t>
+            </w:r>
+            <w:proofErr w:type="spellStart"/>
+            <w:r>
+              <w:t>akses</w:t>
+            </w:r>
+            <w:proofErr w:type="spellEnd"/>
+            <w:r>
+              <w:t xml:space="preserve"> </w:t>
+            </w:r>
+            <w:proofErr w:type="spellStart"/>
+            <w:r>
+              <w:t>pengguna</w:t>
+            </w:r>
+            <w:proofErr w:type="spellEnd"/>
+            <w:r>
+              <w:t xml:space="preserve">. Admin </w:t>
+            </w:r>
+            <w:proofErr w:type="spellStart"/>
+            <w:r>
+              <w:t>dapat</w:t>
+            </w:r>
+            <w:proofErr w:type="spellEnd"/>
+            <w:r>
+              <w:t xml:space="preserve"> </w:t>
+            </w:r>
+            <w:proofErr w:type="spellStart"/>
+            <w:r>
+              <w:t>mengelola</w:t>
+            </w:r>
+            <w:proofErr w:type="spellEnd"/>
+            <w:r>
+              <w:t xml:space="preserve"> data </w:t>
+            </w:r>
+            <w:proofErr w:type="spellStart"/>
+            <w:r>
+              <w:t>produk</w:t>
+            </w:r>
+            <w:proofErr w:type="spellEnd"/>
+            <w:r>
+              <w:t xml:space="preserve"> dan </w:t>
+            </w:r>
+            <w:proofErr w:type="spellStart"/>
+            <w:r>
+              <w:t>pelanggan</w:t>
+            </w:r>
+            <w:proofErr w:type="spellEnd"/>
+            <w:r>
+              <w:t xml:space="preserve">, </w:t>
+            </w:r>
+            <w:proofErr w:type="spellStart"/>
+            <w:r>
+              <w:t>sedangkan</w:t>
+            </w:r>
+            <w:proofErr w:type="spellEnd"/>
+            <w:r>
+              <w:t xml:space="preserve"> </w:t>
+            </w:r>
+            <w:proofErr w:type="spellStart"/>
+            <w:r>
+              <w:t>kasir</w:t>
+            </w:r>
+            <w:proofErr w:type="spellEnd"/>
+            <w:r>
+              <w:t xml:space="preserve"> </w:t>
+            </w:r>
+            <w:proofErr w:type="spellStart"/>
+            <w:r>
+              <w:t>dapat</w:t>
+            </w:r>
+            <w:proofErr w:type="spellEnd"/>
             <w:r>
               <w:t xml:space="preserve"> </w:t>
             </w:r>
@@ -11911,7 +12300,47 @@
             </w:r>
             <w:proofErr w:type="spellEnd"/>
             <w:r>
-              <w:t xml:space="preserve"> login, </w:t>
+              <w:t xml:space="preserve"> </w:t>
+            </w:r>
+            <w:proofErr w:type="spellStart"/>
+            <w:r>
+              <w:t>transaksi</w:t>
+            </w:r>
+            <w:proofErr w:type="spellEnd"/>
+            <w:r>
+              <w:t xml:space="preserve"> </w:t>
+            </w:r>
+            <w:proofErr w:type="spellStart"/>
+            <w:r>
+              <w:t>penjualan</w:t>
+            </w:r>
+            <w:proofErr w:type="spellEnd"/>
+            <w:r>
+              <w:t xml:space="preserve">. </w:t>
+            </w:r>
+            <w:proofErr w:type="spellStart"/>
+            <w:r>
+              <w:t>Setelah</w:t>
+            </w:r>
+            <w:proofErr w:type="spellEnd"/>
+            <w:r>
+              <w:t xml:space="preserve"> </w:t>
+            </w:r>
+            <w:proofErr w:type="spellStart"/>
+            <w:r>
+              <w:t>transaksi</w:t>
+            </w:r>
+            <w:proofErr w:type="spellEnd"/>
+            <w:r>
+              <w:t xml:space="preserve"> </w:t>
+            </w:r>
+            <w:proofErr w:type="spellStart"/>
+            <w:r>
+              <w:t>disimpan</w:t>
+            </w:r>
+            <w:proofErr w:type="spellEnd"/>
+            <w:r>
+              <w:t xml:space="preserve">, </w:t>
             </w:r>
             <w:proofErr w:type="spellStart"/>
             <w:r>
@@ -11923,31 +12352,63 @@
             </w:r>
             <w:proofErr w:type="spellStart"/>
             <w:r>
-              <w:t>menampilkan</w:t>
-            </w:r>
-            <w:proofErr w:type="spellEnd"/>
-            <w:r>
-              <w:t xml:space="preserve"> dashboard </w:t>
-            </w:r>
-            <w:proofErr w:type="spellStart"/>
-            <w:r>
-              <w:t>hak</w:t>
-            </w:r>
-            <w:proofErr w:type="spellEnd"/>
-            <w:r>
-              <w:t xml:space="preserve"> </w:t>
-            </w:r>
-            <w:proofErr w:type="spellStart"/>
-            <w:r>
-              <w:t>akses</w:t>
-            </w:r>
-            <w:proofErr w:type="spellEnd"/>
-            <w:r>
-              <w:t xml:space="preserve"> </w:t>
-            </w:r>
-            <w:proofErr w:type="spellStart"/>
-            <w:r>
-              <w:t>pengguna.Admin</w:t>
+              <w:t>mencatat</w:t>
+            </w:r>
+            <w:proofErr w:type="spellEnd"/>
+            <w:r>
+              <w:t xml:space="preserve"> </w:t>
+            </w:r>
+            <w:proofErr w:type="spellStart"/>
+            <w:r>
+              <w:t>transaksi</w:t>
+            </w:r>
+            <w:proofErr w:type="spellEnd"/>
+            <w:r>
+              <w:t xml:space="preserve"> dan </w:t>
+            </w:r>
+            <w:proofErr w:type="spellStart"/>
+            <w:r>
+              <w:t>mengurangi</w:t>
+            </w:r>
+            <w:proofErr w:type="spellEnd"/>
+            <w:r>
+              <w:t xml:space="preserve"> </w:t>
+            </w:r>
+            <w:proofErr w:type="spellStart"/>
+            <w:r>
+              <w:t>stok</w:t>
+            </w:r>
+            <w:proofErr w:type="spellEnd"/>
+            <w:r>
+              <w:t xml:space="preserve"> </w:t>
+            </w:r>
+            <w:proofErr w:type="spellStart"/>
+            <w:r>
+              <w:t>produk</w:t>
+            </w:r>
+            <w:proofErr w:type="spellEnd"/>
+            <w:r>
+              <w:t xml:space="preserve"> </w:t>
+            </w:r>
+            <w:proofErr w:type="spellStart"/>
+            <w:r>
+              <w:t>secara</w:t>
+            </w:r>
+            <w:proofErr w:type="spellEnd"/>
+            <w:r>
+              <w:t xml:space="preserve"> </w:t>
+            </w:r>
+            <w:proofErr w:type="spellStart"/>
+            <w:r>
+              <w:t>otomatis</w:t>
+            </w:r>
+            <w:proofErr w:type="spellEnd"/>
+            <w:r>
+              <w:t xml:space="preserve">. </w:t>
+            </w:r>
+            <w:proofErr w:type="spellStart"/>
+            <w:r>
+              <w:t>Pengguna</w:t>
             </w:r>
             <w:proofErr w:type="spellEnd"/>
             <w:r>
@@ -11963,55 +12424,15 @@
             </w:r>
             <w:proofErr w:type="spellStart"/>
             <w:r>
-              <w:t>mengelola</w:t>
-            </w:r>
-            <w:proofErr w:type="spellEnd"/>
-            <w:r>
-              <w:t xml:space="preserve"> data </w:t>
-            </w:r>
-            <w:proofErr w:type="spellStart"/>
-            <w:r>
-              <w:t>produk</w:t>
-            </w:r>
-            <w:proofErr w:type="spellEnd"/>
-            <w:r>
-              <w:t xml:space="preserve"> dan </w:t>
-            </w:r>
-            <w:proofErr w:type="spellStart"/>
-            <w:r>
-              <w:t>pelanggan</w:t>
-            </w:r>
-            <w:proofErr w:type="spellEnd"/>
-            <w:r>
-              <w:t xml:space="preserve">, </w:t>
-            </w:r>
-            <w:proofErr w:type="spellStart"/>
-            <w:r>
-              <w:t>sedasngkan</w:t>
-            </w:r>
-            <w:proofErr w:type="spellEnd"/>
-            <w:r>
-              <w:t xml:space="preserve"> </w:t>
-            </w:r>
-            <w:proofErr w:type="spellStart"/>
-            <w:r>
-              <w:t>kasir</w:t>
-            </w:r>
-            <w:proofErr w:type="spellEnd"/>
-            <w:r>
-              <w:t xml:space="preserve"> </w:t>
-            </w:r>
-            <w:proofErr w:type="spellStart"/>
-            <w:r>
-              <w:t>dapat</w:t>
-            </w:r>
-            <w:proofErr w:type="spellEnd"/>
-            <w:r>
-              <w:t xml:space="preserve"> </w:t>
-            </w:r>
-            <w:proofErr w:type="spellStart"/>
-            <w:r>
-              <w:t>melakukan</w:t>
+              <w:t>melihat</w:t>
+            </w:r>
+            <w:proofErr w:type="spellEnd"/>
+            <w:r>
+              <w:t xml:space="preserve"> </w:t>
+            </w:r>
+            <w:proofErr w:type="spellStart"/>
+            <w:r>
+              <w:t>riwayat</w:t>
             </w:r>
             <w:proofErr w:type="spellEnd"/>
             <w:r>
@@ -12023,101 +12444,24 @@
             </w:r>
             <w:proofErr w:type="spellEnd"/>
             <w:r>
-              <w:t xml:space="preserve"> </w:t>
-            </w:r>
-            <w:proofErr w:type="spellStart"/>
-            <w:r>
-              <w:t>penjualan.Setelah</w:t>
-            </w:r>
-            <w:proofErr w:type="spellEnd"/>
-            <w:r>
-              <w:t xml:space="preserve"> </w:t>
-            </w:r>
-            <w:proofErr w:type="spellStart"/>
-            <w:r>
-              <w:t>transaksi</w:t>
-            </w:r>
-            <w:proofErr w:type="spellEnd"/>
-            <w:r>
-              <w:t xml:space="preserve"> di </w:t>
-            </w:r>
-            <w:proofErr w:type="spellStart"/>
-            <w:r>
-              <w:t>simpan</w:t>
-            </w:r>
-            <w:proofErr w:type="spellEnd"/>
-            <w:r>
-              <w:t xml:space="preserve">, </w:t>
-            </w:r>
-            <w:proofErr w:type="spellStart"/>
-            <w:r>
-              <w:t>sistem</w:t>
-            </w:r>
-            <w:proofErr w:type="spellEnd"/>
-            <w:r>
-              <w:t xml:space="preserve"> </w:t>
-            </w:r>
-            <w:proofErr w:type="spellStart"/>
-            <w:r>
-              <w:t>mencatat</w:t>
-            </w:r>
-            <w:proofErr w:type="spellEnd"/>
-            <w:r>
-              <w:t xml:space="preserve"> </w:t>
-            </w:r>
-            <w:proofErr w:type="spellStart"/>
-            <w:r>
-              <w:t>transaksi</w:t>
-            </w:r>
-            <w:proofErr w:type="spellEnd"/>
-            <w:r>
-              <w:t xml:space="preserve"> dan </w:t>
-            </w:r>
-            <w:proofErr w:type="spellStart"/>
-            <w:r>
-              <w:t>mengurangi</w:t>
-            </w:r>
-            <w:proofErr w:type="spellEnd"/>
-            <w:r>
-              <w:t xml:space="preserve"> </w:t>
-            </w:r>
-            <w:proofErr w:type="spellStart"/>
-            <w:r>
-              <w:t>stok</w:t>
-            </w:r>
-            <w:proofErr w:type="spellEnd"/>
-            <w:r>
-              <w:t xml:space="preserve"> </w:t>
-            </w:r>
-            <w:proofErr w:type="spellStart"/>
-            <w:r>
-              <w:t>produk</w:t>
-            </w:r>
-            <w:proofErr w:type="spellEnd"/>
-            <w:r>
-              <w:t xml:space="preserve"> </w:t>
-            </w:r>
-            <w:proofErr w:type="spellStart"/>
-            <w:r>
-              <w:t>secara</w:t>
-            </w:r>
-            <w:proofErr w:type="spellEnd"/>
-            <w:r>
-              <w:t xml:space="preserve"> </w:t>
-            </w:r>
-            <w:proofErr w:type="spellStart"/>
-            <w:r>
-              <w:t>otomatis</w:t>
+              <w:t xml:space="preserve"> yang </w:t>
+            </w:r>
+            <w:proofErr w:type="spellStart"/>
+            <w:r>
+              <w:t>telah</w:t>
+            </w:r>
+            <w:proofErr w:type="spellEnd"/>
+            <w:r>
+              <w:t xml:space="preserve"> </w:t>
+            </w:r>
+            <w:proofErr w:type="spellStart"/>
+            <w:r>
+              <w:t>dilakukan</w:t>
             </w:r>
             <w:proofErr w:type="spellEnd"/>
             <w:r>
               <w:t>.</w:t>
             </w:r>
-          </w:p>
-          <w:p>
-            <w:pPr>
-              <w:spacing w:after="120"/>
-            </w:pPr>
           </w:p>
         </w:tc>
       </w:tr>
@@ -12128,6 +12472,7 @@
       </w:pPr>
       <w:bookmarkStart w:id="17" w:name="_Toc239749625"/>
       <w:r>
+        <w:lastRenderedPageBreak/>
         <w:t>4.2 Flowchart / Activity Diagram</w:t>
       </w:r>
       <w:bookmarkEnd w:id="17"/>
@@ -12150,7 +12495,7 @@
         <w:tblLook w:val="0000" w:firstRow="0" w:lastRow="0" w:firstColumn="0" w:lastColumn="0" w:noHBand="0" w:noVBand="0"/>
       </w:tblPr>
       <w:tblGrid>
-        <w:gridCol w:w="9301"/>
+        <w:gridCol w:w="9072"/>
       </w:tblGrid>
       <w:tr>
         <w:trPr>
@@ -12179,15 +12524,13 @@
             </w:pPr>
             <w:r>
               <w:rPr>
-                <w:b/>
-                <w:bCs/>
                 <w:noProof/>
               </w:rPr>
               <w:drawing>
-                <wp:inline distT="0" distB="0" distL="0" distR="0" wp14:anchorId="3AB97A3F" wp14:editId="091074D0">
-                  <wp:extent cx="5753735" cy="3830320"/>
-                  <wp:effectExtent l="0" t="0" r="0" b="0"/>
-                  <wp:docPr id="327920643" name="Picture 13"/>
+                <wp:inline distT="0" distB="0" distL="0" distR="0" wp14:anchorId="38738B4D" wp14:editId="2EC18D87">
+                  <wp:extent cx="3912041" cy="6263918"/>
+                  <wp:effectExtent l="0" t="0" r="0" b="3810"/>
+                  <wp:docPr id="1558428226" name="Picture 5"/>
                   <wp:cNvGraphicFramePr>
                     <a:graphicFrameLocks xmlns:a="http://schemas.openxmlformats.org/drawingml/2006/main" noChangeAspect="1"/>
                   </wp:cNvGraphicFramePr>
@@ -12195,36 +12538,29 @@
                     <a:graphicData uri="http://schemas.openxmlformats.org/drawingml/2006/picture">
                       <pic:pic xmlns:pic="http://schemas.openxmlformats.org/drawingml/2006/picture">
                         <pic:nvPicPr>
-                          <pic:cNvPr id="0" name="Picture 14"/>
-                          <pic:cNvPicPr>
-                            <a:picLocks noChangeAspect="1" noChangeArrowheads="1"/>
-                          </pic:cNvPicPr>
+                          <pic:cNvPr id="1558428226" name="Picture 1558428226"/>
+                          <pic:cNvPicPr/>
                         </pic:nvPicPr>
                         <pic:blipFill>
-                          <a:blip r:embed="rId8" cstate="print">
+                          <a:blip r:embed="rId8">
                             <a:extLst>
                               <a:ext uri="{28A0092B-C50C-407E-A947-70E740481C1C}">
                                 <a14:useLocalDpi xmlns:a14="http://schemas.microsoft.com/office/drawing/2010/main" val="0"/>
                               </a:ext>
                             </a:extLst>
                           </a:blip>
-                          <a:srcRect/>
                           <a:stretch>
                             <a:fillRect/>
                           </a:stretch>
                         </pic:blipFill>
-                        <pic:spPr bwMode="auto">
+                        <pic:spPr>
                           <a:xfrm>
                             <a:off x="0" y="0"/>
-                            <a:ext cx="5753735" cy="3830320"/>
+                            <a:ext cx="3929428" cy="6291758"/>
                           </a:xfrm>
                           <a:prstGeom prst="rect">
                             <a:avLst/>
                           </a:prstGeom>
-                          <a:noFill/>
-                          <a:ln>
-                            <a:noFill/>
-                          </a:ln>
                         </pic:spPr>
                       </pic:pic>
                     </a:graphicData>
@@ -12232,11 +12568,6 @@
                 </wp:inline>
               </w:drawing>
             </w:r>
-          </w:p>
-          <w:p>
-            <w:pPr>
-              <w:spacing w:after="120"/>
-            </w:pPr>
           </w:p>
           <w:p>
             <w:pPr>
@@ -12252,7 +12583,6 @@
       </w:pPr>
       <w:bookmarkStart w:id="18" w:name="_Toc239749626"/>
       <w:r>
-        <w:lastRenderedPageBreak/>
         <w:t xml:space="preserve">4.3 </w:t>
       </w:r>
       <w:proofErr w:type="spellStart"/>
@@ -12528,6 +12858,7 @@
               <w:jc w:val="center"/>
             </w:pPr>
             <w:r>
+              <w:lastRenderedPageBreak/>
               <w:t>2</w:t>
             </w:r>
           </w:p>
@@ -12780,6 +13111,14 @@
               <w:t>Transaksi</w:t>
             </w:r>
             <w:proofErr w:type="spellEnd"/>
+            <w:r>
+              <w:t xml:space="preserve"> </w:t>
+            </w:r>
+            <w:proofErr w:type="spellStart"/>
+            <w:r>
+              <w:t>Penjual</w:t>
+            </w:r>
+            <w:proofErr w:type="spellEnd"/>
           </w:p>
         </w:tc>
         <w:tc>
@@ -12835,6 +13174,33 @@
               <w:t>pembelian</w:t>
             </w:r>
             <w:proofErr w:type="spellEnd"/>
+            <w:r>
+              <w:t xml:space="preserve"> </w:t>
+            </w:r>
+            <w:proofErr w:type="spellStart"/>
+            <w:r>
+              <w:t>kemudian</w:t>
+            </w:r>
+            <w:proofErr w:type="spellEnd"/>
+            <w:r>
+              <w:t xml:space="preserve"> </w:t>
+            </w:r>
+            <w:proofErr w:type="spellStart"/>
+            <w:r>
+              <w:t>menyimpan</w:t>
+            </w:r>
+            <w:proofErr w:type="spellEnd"/>
+            <w:r>
+              <w:t xml:space="preserve"> </w:t>
+            </w:r>
+            <w:proofErr w:type="spellStart"/>
+            <w:r>
+              <w:t>transaksi</w:t>
+            </w:r>
+            <w:proofErr w:type="spellEnd"/>
+            <w:r>
+              <w:t>.</w:t>
+            </w:r>
           </w:p>
         </w:tc>
       </w:tr>
@@ -12971,6 +13337,169 @@
               <w:t>terjual</w:t>
             </w:r>
             <w:proofErr w:type="spellEnd"/>
+          </w:p>
+        </w:tc>
+      </w:tr>
+      <w:tr>
+        <w:tc>
+          <w:tcPr>
+            <w:tcW w:w="700" w:type="dxa"/>
+            <w:tcBorders>
+              <w:top w:val="single" w:sz="4" w:space="0" w:color="000000"/>
+              <w:left w:val="single" w:sz="4" w:space="0" w:color="000000"/>
+              <w:bottom w:val="single" w:sz="4" w:space="0" w:color="000000"/>
+              <w:right w:val="single" w:sz="4" w:space="0" w:color="000000"/>
+            </w:tcBorders>
+            <w:tcMar>
+              <w:top w:w="100" w:type="dxa"/>
+              <w:left w:w="120" w:type="dxa"/>
+              <w:bottom w:w="100" w:type="dxa"/>
+              <w:right w:w="120" w:type="dxa"/>
+            </w:tcMar>
+            <w:vAlign w:val="center"/>
+          </w:tcPr>
+          <w:p>
+            <w:pPr>
+              <w:spacing w:after="120"/>
+              <w:jc w:val="center"/>
+            </w:pPr>
+            <w:r>
+              <w:t>6</w:t>
+            </w:r>
+          </w:p>
+        </w:tc>
+        <w:tc>
+          <w:tcPr>
+            <w:tcW w:w="2500" w:type="dxa"/>
+            <w:tcBorders>
+              <w:top w:val="single" w:sz="4" w:space="0" w:color="000000"/>
+              <w:left w:val="single" w:sz="4" w:space="0" w:color="000000"/>
+              <w:bottom w:val="single" w:sz="4" w:space="0" w:color="000000"/>
+              <w:right w:val="single" w:sz="4" w:space="0" w:color="000000"/>
+            </w:tcBorders>
+            <w:tcMar>
+              <w:top w:w="100" w:type="dxa"/>
+              <w:left w:w="120" w:type="dxa"/>
+              <w:bottom w:w="100" w:type="dxa"/>
+              <w:right w:w="120" w:type="dxa"/>
+            </w:tcMar>
+            <w:vAlign w:val="center"/>
+          </w:tcPr>
+          <w:p>
+            <w:pPr>
+              <w:spacing w:after="120"/>
+            </w:pPr>
+            <w:proofErr w:type="spellStart"/>
+            <w:r>
+              <w:t>Melihat</w:t>
+            </w:r>
+            <w:proofErr w:type="spellEnd"/>
+            <w:r>
+              <w:t xml:space="preserve"> </w:t>
+            </w:r>
+            <w:proofErr w:type="spellStart"/>
+            <w:r>
+              <w:t>Laporan</w:t>
+            </w:r>
+            <w:proofErr w:type="spellEnd"/>
+            <w:r>
+              <w:t xml:space="preserve">/Riwayat </w:t>
+            </w:r>
+            <w:proofErr w:type="spellStart"/>
+            <w:r>
+              <w:t>Trnasaksi</w:t>
+            </w:r>
+            <w:proofErr w:type="spellEnd"/>
+          </w:p>
+        </w:tc>
+        <w:tc>
+          <w:tcPr>
+            <w:tcW w:w="5872" w:type="dxa"/>
+            <w:tcBorders>
+              <w:top w:val="single" w:sz="4" w:space="0" w:color="000000"/>
+              <w:left w:val="single" w:sz="4" w:space="0" w:color="000000"/>
+              <w:bottom w:val="single" w:sz="4" w:space="0" w:color="000000"/>
+              <w:right w:val="single" w:sz="4" w:space="0" w:color="000000"/>
+            </w:tcBorders>
+            <w:tcMar>
+              <w:top w:w="100" w:type="dxa"/>
+              <w:left w:w="120" w:type="dxa"/>
+              <w:bottom w:w="100" w:type="dxa"/>
+              <w:right w:w="120" w:type="dxa"/>
+            </w:tcMar>
+            <w:vAlign w:val="center"/>
+          </w:tcPr>
+          <w:p>
+            <w:pPr>
+              <w:spacing w:after="120"/>
+            </w:pPr>
+            <w:r>
+              <w:t>Admin dan Kasir/</w:t>
+            </w:r>
+            <w:proofErr w:type="spellStart"/>
+            <w:r>
+              <w:t>Karyawan</w:t>
+            </w:r>
+            <w:proofErr w:type="spellEnd"/>
+            <w:r>
+              <w:t xml:space="preserve"> </w:t>
+            </w:r>
+            <w:proofErr w:type="spellStart"/>
+            <w:r>
+              <w:t>dapat</w:t>
+            </w:r>
+            <w:proofErr w:type="spellEnd"/>
+            <w:r>
+              <w:t xml:space="preserve"> </w:t>
+            </w:r>
+            <w:proofErr w:type="spellStart"/>
+            <w:r>
+              <w:t>melihat</w:t>
+            </w:r>
+            <w:proofErr w:type="spellEnd"/>
+            <w:r>
+              <w:t xml:space="preserve"> data </w:t>
+            </w:r>
+            <w:proofErr w:type="spellStart"/>
+            <w:r>
+              <w:t>transaksi</w:t>
+            </w:r>
+            <w:proofErr w:type="spellEnd"/>
+            <w:r>
+              <w:t xml:space="preserve"> dan </w:t>
+            </w:r>
+            <w:proofErr w:type="spellStart"/>
+            <w:r>
+              <w:t>riwayat</w:t>
+            </w:r>
+            <w:proofErr w:type="spellEnd"/>
+            <w:r>
+              <w:t xml:space="preserve"> </w:t>
+            </w:r>
+            <w:proofErr w:type="spellStart"/>
+            <w:r>
+              <w:t>penjualan</w:t>
+            </w:r>
+            <w:proofErr w:type="spellEnd"/>
+            <w:r>
+              <w:t xml:space="preserve"> yang </w:t>
+            </w:r>
+            <w:proofErr w:type="spellStart"/>
+            <w:r>
+              <w:t>telah</w:t>
+            </w:r>
+            <w:proofErr w:type="spellEnd"/>
+            <w:r>
+              <w:t xml:space="preserve"> </w:t>
+            </w:r>
+            <w:proofErr w:type="spellStart"/>
+            <w:r>
+              <w:t>dilakukan</w:t>
+            </w:r>
+            <w:proofErr w:type="spellEnd"/>
+            <w:r>
+              <w:t>.</w:t>
+            </w:r>
           </w:p>
         </w:tc>
       </w:tr>
@@ -13474,10 +14003,10 @@
                 <w:noProof/>
               </w:rPr>
               <w:drawing>
-                <wp:inline distT="0" distB="0" distL="0" distR="0" wp14:anchorId="3CFA0176" wp14:editId="45B4CF8F">
+                <wp:inline distT="0" distB="0" distL="0" distR="0" wp14:anchorId="4AF11D9B" wp14:editId="3F2F2449">
                   <wp:extent cx="5748655" cy="3832225"/>
                   <wp:effectExtent l="0" t="0" r="4445" b="0"/>
-                  <wp:docPr id="147336448" name="Picture 11"/>
+                  <wp:docPr id="2066701798" name="Picture 6"/>
                   <wp:cNvGraphicFramePr>
                     <a:graphicFrameLocks xmlns:a="http://schemas.openxmlformats.org/drawingml/2006/main" noChangeAspect="1"/>
                   </wp:cNvGraphicFramePr>
@@ -13485,7 +14014,7 @@
                     <a:graphicData uri="http://schemas.openxmlformats.org/drawingml/2006/picture">
                       <pic:pic xmlns:pic="http://schemas.openxmlformats.org/drawingml/2006/picture">
                         <pic:nvPicPr>
-                          <pic:cNvPr id="0" name="Picture 13"/>
+                          <pic:cNvPr id="0" name="Picture 5"/>
                           <pic:cNvPicPr>
                             <a:picLocks noChangeAspect="1" noChangeArrowheads="1"/>
                           </pic:cNvPicPr>
@@ -13529,12 +14058,18 @@
     <w:p>
       <w:pPr>
         <w:pStyle w:val="Heading2"/>
+        <w:tabs>
+          <w:tab w:val="left" w:pos="2191"/>
+        </w:tabs>
       </w:pPr>
       <w:bookmarkStart w:id="22" w:name="_Toc239749630"/>
       <w:r>
         <w:t>5.3 Daftar Tabel</w:t>
       </w:r>
       <w:bookmarkEnd w:id="22"/>
+      <w:r>
+        <w:tab/>
+      </w:r>
     </w:p>
     <w:tbl>
       <w:tblPr>
@@ -13748,7 +14283,31 @@
             </w:r>
             <w:proofErr w:type="spellEnd"/>
             <w:r>
-              <w:t xml:space="preserve"> data admin dan kasir.</w:t>
+              <w:t xml:space="preserve"> data </w:t>
+            </w:r>
+            <w:proofErr w:type="spellStart"/>
+            <w:r>
+              <w:t>pengguna</w:t>
+            </w:r>
+            <w:proofErr w:type="spellEnd"/>
+            <w:r>
+              <w:t xml:space="preserve"> </w:t>
+            </w:r>
+            <w:proofErr w:type="spellStart"/>
+            <w:r>
+              <w:t>seperti</w:t>
+            </w:r>
+            <w:proofErr w:type="spellEnd"/>
+            <w:r>
+              <w:t xml:space="preserve"> admin dan </w:t>
+            </w:r>
+            <w:proofErr w:type="spellStart"/>
+            <w:r>
+              <w:t>kasir</w:t>
+            </w:r>
+            <w:proofErr w:type="spellEnd"/>
+            <w:r>
+              <w:t>.</w:t>
             </w:r>
           </w:p>
         </w:tc>
@@ -14050,6 +14609,14 @@
             <w:proofErr w:type="spellStart"/>
             <w:r>
               <w:t>transaksi</w:t>
+            </w:r>
+            <w:proofErr w:type="spellEnd"/>
+            <w:r>
+              <w:t xml:space="preserve"> </w:t>
+            </w:r>
+            <w:proofErr w:type="spellStart"/>
+            <w:r>
+              <w:t>penjualan</w:t>
             </w:r>
             <w:proofErr w:type="spellEnd"/>
             <w:r>
@@ -15367,11 +15934,11 @@
         <w:tblLook w:val="0000" w:firstRow="0" w:lastRow="0" w:firstColumn="0" w:lastColumn="0" w:noHBand="0" w:noVBand="0"/>
       </w:tblPr>
       <w:tblGrid>
-        <w:gridCol w:w="594"/>
+        <w:gridCol w:w="588"/>
         <w:gridCol w:w="2148"/>
-        <w:gridCol w:w="1686"/>
-        <w:gridCol w:w="1686"/>
-        <w:gridCol w:w="2958"/>
+        <w:gridCol w:w="1678"/>
+        <w:gridCol w:w="1678"/>
+        <w:gridCol w:w="2980"/>
       </w:tblGrid>
       <w:tr>
         <w:trPr>
@@ -15702,6 +16269,9 @@
             </w:r>
             <w:proofErr w:type="spellStart"/>
             <w:r>
+              <w:t>tb_</w:t>
+            </w:r>
+            <w:r>
               <w:t>transaksi</w:t>
             </w:r>
             <w:proofErr w:type="spellEnd"/>
@@ -15840,7 +16410,10 @@
               <w:spacing w:after="120"/>
             </w:pPr>
             <w:r>
-              <w:t xml:space="preserve">1:M </w:t>
+              <w:t>1:M</w:t>
+            </w:r>
+            <w:r>
+              <w:t xml:space="preserve"> </w:t>
             </w:r>
             <w:proofErr w:type="spellStart"/>
             <w:r>
@@ -15848,9 +16421,18 @@
             </w:r>
             <w:proofErr w:type="spellEnd"/>
             <w:r>
-              <w:t xml:space="preserve"> detail </w:t>
-            </w:r>
-            <w:proofErr w:type="spellStart"/>
+              <w:t xml:space="preserve"> </w:t>
+            </w:r>
+            <w:proofErr w:type="spellStart"/>
+            <w:r>
+              <w:t>tb_</w:t>
+            </w:r>
+            <w:r>
+              <w:t>detail</w:t>
+            </w:r>
+            <w:r>
+              <w:t>_</w:t>
+            </w:r>
             <w:r>
               <w:t>transaksi</w:t>
             </w:r>
@@ -16002,6 +16584,9 @@
             </w:r>
             <w:proofErr w:type="spellStart"/>
             <w:r>
+              <w:t>tb_</w:t>
+            </w:r>
+            <w:r>
               <w:t>transaksi</w:t>
             </w:r>
             <w:proofErr w:type="spellEnd"/>
@@ -16160,9 +16745,18 @@
             </w:r>
             <w:proofErr w:type="spellEnd"/>
             <w:r>
-              <w:t xml:space="preserve"> detail </w:t>
-            </w:r>
-            <w:proofErr w:type="spellStart"/>
+              <w:t xml:space="preserve"> </w:t>
+            </w:r>
+            <w:proofErr w:type="spellStart"/>
+            <w:r>
+              <w:t>tb_</w:t>
+            </w:r>
+            <w:r>
+              <w:t>detail</w:t>
+            </w:r>
+            <w:r>
+              <w:t>_</w:t>
+            </w:r>
             <w:r>
               <w:t>transaksi</w:t>
             </w:r>
@@ -16324,13 +16918,19 @@
             </w:r>
             <w:proofErr w:type="spellStart"/>
             <w:r>
+              <w:t>tb_</w:t>
+            </w:r>
+            <w:r>
               <w:t>transaksi</w:t>
             </w:r>
             <w:proofErr w:type="spellEnd"/>
             <w:r>
-              <w:t xml:space="preserve">/ </w:t>
-            </w:r>
-            <w:proofErr w:type="spellStart"/>
+              <w:t xml:space="preserve"> dan </w:t>
+            </w:r>
+            <w:proofErr w:type="spellStart"/>
+            <w:r>
+              <w:t>tb_</w:t>
+            </w:r>
             <w:r>
               <w:t>produk</w:t>
             </w:r>
@@ -19183,10 +19783,7 @@
               <w:spacing w:after="120"/>
             </w:pPr>
             <w:r>
-              <w:t>18</w:t>
-            </w:r>
-            <w:r>
-              <w:t>px</w:t>
+              <w:t>18px</w:t>
             </w:r>
           </w:p>
         </w:tc>
@@ -19295,10 +19892,7 @@
               <w:spacing w:after="120"/>
             </w:pPr>
             <w:r>
-              <w:t>14</w:t>
-            </w:r>
-            <w:r>
-              <w:t>px</w:t>
+              <w:t>14px</w:t>
             </w:r>
           </w:p>
         </w:tc>
@@ -19410,10 +20004,7 @@
               <w:spacing w:after="120"/>
             </w:pPr>
             <w:r>
-              <w:t>1</w:t>
-            </w:r>
-            <w:r>
-              <w:t>2px</w:t>
+              <w:t>12px</w:t>
             </w:r>
           </w:p>
         </w:tc>
